--- a/images/DOM.docx
+++ b/images/DOM.docx
@@ -10,15 +10,15 @@
         <mc:AlternateContent>
           <mc:Choice Requires="wps">
             <w:drawing>
-              <wp:anchor distT="0" distB="0" distL="114300" distR="114300" simplePos="0" relativeHeight="251712512" behindDoc="0" locked="0" layoutInCell="1" allowOverlap="1" wp14:anchorId="4B77758D" wp14:editId="18B321C9">
+              <wp:anchor distT="0" distB="0" distL="114300" distR="114300" simplePos="0" relativeHeight="251712512" behindDoc="0" locked="0" layoutInCell="1" allowOverlap="1" wp14:anchorId="4B77758D" wp14:editId="22ED0251">
                 <wp:simplePos x="0" y="0"/>
                 <wp:positionH relativeFrom="column">
-                  <wp:posOffset>1990165</wp:posOffset>
+                  <wp:posOffset>1990166</wp:posOffset>
                 </wp:positionH>
                 <wp:positionV relativeFrom="paragraph">
                   <wp:posOffset>1353671</wp:posOffset>
                 </wp:positionV>
-                <wp:extent cx="1707776" cy="523875"/>
+                <wp:extent cx="945776" cy="523875"/>
                 <wp:effectExtent l="0" t="0" r="26035" b="28575"/>
                 <wp:wrapNone/>
                 <wp:docPr id="1807752391" name="Rectangle 10"/>
@@ -30,7 +30,7 @@
                       <wps:spPr>
                         <a:xfrm>
                           <a:off x="0" y="0"/>
-                          <a:ext cx="1707776" cy="523875"/>
+                          <a:ext cx="945776" cy="523875"/>
                         </a:xfrm>
                         <a:prstGeom prst="rect">
                           <a:avLst/>
@@ -120,7 +120,7 @@
           </mc:Choice>
           <mc:Fallback>
             <w:pict>
-              <v:rect w14:anchorId="4B77758D" id="Rectangle 10" o:spid="_x0000_s1026" style="position:absolute;margin-left:156.7pt;margin-top:106.6pt;width:134.45pt;height:41.25pt;z-index:251712512;visibility:visible;mso-wrap-style:square;mso-width-percent:0;mso-wrap-distance-left:9pt;mso-wrap-distance-top:0;mso-wrap-distance-right:9pt;mso-wrap-distance-bottom:0;mso-position-horizontal:absolute;mso-position-horizontal-relative:text;mso-position-vertical:absolute;mso-position-vertical-relative:text;mso-width-percent:0;mso-width-relative:margin;v-text-anchor:middle" o:gfxdata="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" fillcolor="#d86dcb [1944]" strokecolor="#030e13 [484]" strokeweight="1.5pt">
+              <v:rect w14:anchorId="4B77758D" id="Rectangle 10" o:spid="_x0000_s1026" style="position:absolute;margin-left:156.7pt;margin-top:106.6pt;width:74.45pt;height:41.25pt;z-index:251712512;visibility:visible;mso-wrap-style:square;mso-width-percent:0;mso-wrap-distance-left:9pt;mso-wrap-distance-top:0;mso-wrap-distance-right:9pt;mso-wrap-distance-bottom:0;mso-position-horizontal:absolute;mso-position-horizontal-relative:text;mso-position-vertical:absolute;mso-position-vertical-relative:text;mso-width-percent:0;mso-width-relative:margin;v-text-anchor:middle" o:gfxdata="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" fillcolor="#d86dcb [1944]" strokecolor="#030e13 [484]" strokeweight="1.5pt">
                 <v:textbox>
                   <w:txbxContent>
                     <w:p>
@@ -166,6 +166,82 @@
                     </w:p>
                   </w:txbxContent>
                 </v:textbox>
+              </v:rect>
+            </w:pict>
+          </mc:Fallback>
+        </mc:AlternateContent>
+      </w:r>
+      <w:r>
+        <w:rPr>
+          <w:noProof/>
+        </w:rPr>
+        <mc:AlternateContent>
+          <mc:Choice Requires="wps">
+            <w:drawing>
+              <wp:anchor distT="0" distB="0" distL="114300" distR="114300" simplePos="0" relativeHeight="251717632" behindDoc="0" locked="0" layoutInCell="1" allowOverlap="1" wp14:anchorId="4BCA41EB" wp14:editId="55FCE425">
+                <wp:simplePos x="0" y="0"/>
+                <wp:positionH relativeFrom="margin">
+                  <wp:posOffset>5558118</wp:posOffset>
+                </wp:positionH>
+                <wp:positionV relativeFrom="paragraph">
+                  <wp:posOffset>300318</wp:posOffset>
+                </wp:positionV>
+                <wp:extent cx="300318" cy="313764"/>
+                <wp:effectExtent l="0" t="0" r="24130" b="10160"/>
+                <wp:wrapNone/>
+                <wp:docPr id="1534228932" name="Rectangle 5"/>
+                <wp:cNvGraphicFramePr/>
+                <a:graphic xmlns:a="http://schemas.openxmlformats.org/drawingml/2006/main">
+                  <a:graphicData uri="http://schemas.microsoft.com/office/word/2010/wordprocessingShape">
+                    <wps:wsp>
+                      <wps:cNvSpPr/>
+                      <wps:spPr>
+                        <a:xfrm>
+                          <a:off x="0" y="0"/>
+                          <a:ext cx="300318" cy="313764"/>
+                        </a:xfrm>
+                        <a:prstGeom prst="rect">
+                          <a:avLst/>
+                        </a:prstGeom>
+                        <a:solidFill>
+                          <a:schemeClr val="tx2">
+                            <a:lumMod val="50000"/>
+                            <a:lumOff val="50000"/>
+                          </a:schemeClr>
+                        </a:solidFill>
+                      </wps:spPr>
+                      <wps:style>
+                        <a:lnRef idx="2">
+                          <a:schemeClr val="accent1">
+                            <a:shade val="15000"/>
+                          </a:schemeClr>
+                        </a:lnRef>
+                        <a:fillRef idx="1">
+                          <a:schemeClr val="accent1"/>
+                        </a:fillRef>
+                        <a:effectRef idx="0">
+                          <a:schemeClr val="accent1"/>
+                        </a:effectRef>
+                        <a:fontRef idx="minor">
+                          <a:schemeClr val="lt1"/>
+                        </a:fontRef>
+                      </wps:style>
+                      <wps:bodyPr rot="0" spcFirstLastPara="0" vertOverflow="overflow" horzOverflow="overflow" vert="horz" wrap="square" lIns="91440" tIns="45720" rIns="91440" bIns="45720" numCol="1" spcCol="0" rtlCol="0" fromWordArt="0" anchor="ctr" anchorCtr="0" forceAA="0" compatLnSpc="1">
+                        <a:prstTxWarp prst="textNoShape">
+                          <a:avLst/>
+                        </a:prstTxWarp>
+                        <a:noAutofit/>
+                      </wps:bodyPr>
+                    </wps:wsp>
+                  </a:graphicData>
+                </a:graphic>
+              </wp:anchor>
+            </w:drawing>
+          </mc:Choice>
+          <mc:Fallback>
+            <w:pict>
+              <v:rect w14:anchorId="7207A2C7" id="Rectangle 5" o:spid="_x0000_s1026" style="position:absolute;margin-left:437.65pt;margin-top:23.65pt;width:23.65pt;height:24.7pt;z-index:251717632;visibility:visible;mso-wrap-style:square;mso-wrap-distance-left:9pt;mso-wrap-distance-top:0;mso-wrap-distance-right:9pt;mso-wrap-distance-bottom:0;mso-position-horizontal:absolute;mso-position-horizontal-relative:margin;mso-position-vertical:absolute;mso-position-vertical-relative:text;v-text-anchor:middle" o:gfxdata="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" fillcolor="#4e95d9 [1631]" strokecolor="#030e13 [484]" strokeweight="1.5pt">
+                <w10:wrap anchorx="margin"/>
               </v:rect>
             </w:pict>
           </mc:Fallback>
